--- a/public/templates/template_reemplazo.docx
+++ b/public/templates/template_reemplazo.docx
@@ -127,7 +127,15 @@
                       <w:b/>
                       <w:sz w:val="22"/>
                     </w:rPr>
-                    <w:t>O.T. N°10</w:t>
+                    <w:t>O.T. N°</w:t>
+                  </w:r>
+                  <w:r>
+                    <w:rPr>
+                      <w:rFonts w:ascii="Arial" w:eastAsia="Arial" w:hAnsi="Arial" w:cs="Arial"/>
+                      <w:b/>
+                      <w:sz w:val="22"/>
+                    </w:rPr>
+                    <w:t>{ot}</w:t>
                   </w:r>
                 </w:p>
               </w:tc>
@@ -185,23 +193,7 @@
           <w:rFonts w:ascii="Arial" w:eastAsia="Arial" w:hAnsi="Arial" w:cs="Arial"/>
           <w:sz w:val="19"/>
         </w:rPr>
-        <w:t>Contrato {</w:t>
-      </w:r>
-      <w:proofErr w:type="spellStart"/>
-      <w:r>
-        <w:rPr>
-          <w:rFonts w:ascii="Arial" w:eastAsia="Arial" w:hAnsi="Arial" w:cs="Arial"/>
-          <w:sz w:val="19"/>
-        </w:rPr>
-        <w:t>ct</w:t>
-      </w:r>
-      <w:proofErr w:type="spellEnd"/>
-      <w:r>
-        <w:rPr>
-          <w:rFonts w:ascii="Arial" w:eastAsia="Arial" w:hAnsi="Arial" w:cs="Arial"/>
-          <w:sz w:val="19"/>
-        </w:rPr>
-        <w:t>}</w:t>
+        <w:t>Contrato {ct}</w:t>
       </w:r>
     </w:p>
     <w:p>
@@ -325,119 +317,67 @@
         </w:rPr>
         <w:t>{cm}</w:t>
       </w:r>
-      <w:proofErr w:type="spellStart"/>
+    </w:p>
+    <w:p>
+      <w:pPr>
+        <w:tabs>
+          <w:tab w:val="center" w:pos="3341"/>
+        </w:tabs>
+        <w:spacing w:after="5" w:line="259" w:lineRule="auto"/>
+        <w:ind w:left="-15" w:firstLine="0"/>
+      </w:pPr>
+      <w:r>
+        <w:rPr>
+          <w:b/>
+          <w:sz w:val="19"/>
+        </w:rPr>
+        <w:t>ACTIVIDAD             :</w:t>
+      </w:r>
+      <w:r>
+        <w:rPr>
+          <w:b/>
+          <w:sz w:val="19"/>
+        </w:rPr>
+        <w:t xml:space="preserve"> </w:t>
+      </w:r>
       <w:r>
         <w:rPr>
           <w:b/>
           <w:color w:val="0000FF"/>
           <w:sz w:val="19"/>
         </w:rPr>
-      </w:r>
-      <w:proofErr w:type="spellEnd"/>
+        <w:t>{av}</w:t>
+      </w:r>
+    </w:p>
+    <w:p>
+      <w:pPr>
+        <w:tabs>
+          <w:tab w:val="center" w:pos="4002"/>
+        </w:tabs>
+        <w:spacing w:after="5" w:line="259" w:lineRule="auto"/>
+        <w:ind w:left="-15" w:firstLine="0"/>
+      </w:pPr>
+      <w:r>
+        <w:rPr>
+          <w:b/>
+          <w:sz w:val="19"/>
+        </w:rPr>
+        <w:t>EDITADO POR        :</w:t>
+      </w:r>
+      <w:r>
+        <w:rPr>
+          <w:b/>
+          <w:sz w:val="19"/>
+        </w:rPr>
+        <w:t xml:space="preserve"> </w:t>
+      </w:r>
       <w:r>
         <w:rPr>
           <w:b/>
           <w:color w:val="0000FF"/>
           <w:sz w:val="19"/>
         </w:rPr>
-      </w:r>
-    </w:p>
-    <w:p>
-      <w:pPr>
-        <w:tabs>
-          <w:tab w:val="center" w:pos="3341"/>
-        </w:tabs>
-        <w:spacing w:after="5" w:line="259" w:lineRule="auto"/>
-        <w:ind w:left="-15" w:firstLine="0"/>
-      </w:pPr>
-      <w:r>
-        <w:rPr>
-          <w:b/>
-          <w:sz w:val="19"/>
-        </w:rPr>
-        <w:t>ACTIVIDAD             :</w:t>
-      </w:r>
-      <w:r>
-        <w:rPr>
-          <w:b/>
-          <w:sz w:val="19"/>
-        </w:rPr>
-        <w:t xml:space="preserve"> </w:t>
-      </w:r>
-      <w:r>
-        <w:rPr>
-          <w:b/>
-          <w:color w:val="0000FF"/>
-          <w:sz w:val="19"/>
-        </w:rPr>
-        <w:t>{</w:t>
-      </w:r>
-      <w:proofErr w:type="spellStart"/>
-      <w:r>
-        <w:rPr>
-          <w:b/>
-          <w:color w:val="0000FF"/>
-          <w:sz w:val="19"/>
-        </w:rPr>
-        <w:t>av</w:t>
-      </w:r>
-      <w:proofErr w:type="spellEnd"/>
-      <w:r>
-        <w:rPr>
-          <w:b/>
-          <w:color w:val="0000FF"/>
-          <w:sz w:val="19"/>
-        </w:rPr>
-        <w:t>}</w:t>
-      </w:r>
-    </w:p>
-    <w:p>
-      <w:pPr>
-        <w:tabs>
-          <w:tab w:val="center" w:pos="4002"/>
-        </w:tabs>
-        <w:spacing w:after="5" w:line="259" w:lineRule="auto"/>
-        <w:ind w:left="-15" w:firstLine="0"/>
-      </w:pPr>
-      <w:r>
-        <w:rPr>
-          <w:b/>
-          <w:sz w:val="19"/>
-        </w:rPr>
-        <w:t>EDITADO POR        :</w:t>
-      </w:r>
-      <w:r>
-        <w:rPr>
-          <w:b/>
-          <w:sz w:val="19"/>
-        </w:rPr>
-        <w:t xml:space="preserve"> </w:t>
-      </w:r>
-      <w:r>
-        <w:rPr>
-          <w:b/>
-          <w:color w:val="0000FF"/>
-          <w:sz w:val="19"/>
-        </w:rPr>
-        <w:t>{</w:t>
-      </w:r>
-      <w:proofErr w:type="spellStart"/>
-      <w:r>
-        <w:rPr>
-          <w:b/>
-          <w:color w:val="0000FF"/>
-          <w:sz w:val="19"/>
-        </w:rPr>
-        <w:t>ed</w:t>
-      </w:r>
-      <w:proofErr w:type="spellEnd"/>
-      <w:r>
-        <w:rPr>
-          <w:b/>
-          <w:color w:val="0000FF"/>
-          <w:sz w:val="19"/>
-        </w:rPr>
-        <w:t>}</w:t>
+        <w:t>{ed}</w:t>
       </w:r>
     </w:p>
     <w:tbl>
@@ -485,7 +425,6 @@
               <w:ind w:left="43" w:firstLine="0"/>
               <w:jc w:val="both"/>
             </w:pPr>
-            <w:proofErr w:type="spellStart"/>
             <w:r>
               <w:rPr>
                 <w:rFonts w:ascii="Arial" w:eastAsia="Arial" w:hAnsi="Arial" w:cs="Arial"/>
@@ -494,7 +433,6 @@
               </w:rPr>
               <w:t>N°</w:t>
             </w:r>
-            <w:proofErr w:type="spellEnd"/>
           </w:p>
         </w:tc>
         <w:tc>
@@ -824,15 +762,7 @@
               <w:jc w:val="center"/>
             </w:pPr>
             <w:r>
-              <w:t>{</w:t>
-            </w:r>
-            <w:proofErr w:type="spellStart"/>
-            <w:r>
-              <w:t>ot</w:t>
-            </w:r>
-            <w:proofErr w:type="spellEnd"/>
-            <w:r>
-              <w:t>}</w:t>
+              <w:t>{ot}</w:t>
             </w:r>
           </w:p>
         </w:tc>
@@ -855,21 +785,7 @@
               <w:rPr>
                 <w:b/>
               </w:rPr>
-              <w:t>{</w:t>
-            </w:r>
-            <w:proofErr w:type="spellStart"/>
-            <w:r>
-              <w:rPr>
-                <w:b/>
-              </w:rPr>
-              <w:t>sk</w:t>
-            </w:r>
-            <w:proofErr w:type="spellEnd"/>
-            <w:r>
-              <w:rPr>
-                <w:b/>
-              </w:rPr>
-              <w:t>}</w:t>
+              <w:t>{sk}</w:t>
             </w:r>
           </w:p>
         </w:tc>
@@ -966,23 +882,7 @@
                 <w:rFonts w:ascii="Arial" w:eastAsia="Arial" w:hAnsi="Arial" w:cs="Arial"/>
                 <w:sz w:val="16"/>
               </w:rPr>
-              <w:t>{</w:t>
-            </w:r>
-            <w:proofErr w:type="spellStart"/>
-            <w:r>
-              <w:rPr>
-                <w:rFonts w:ascii="Arial" w:eastAsia="Arial" w:hAnsi="Arial" w:cs="Arial"/>
-                <w:sz w:val="16"/>
-              </w:rPr>
-              <w:t>pz</w:t>
-            </w:r>
-            <w:proofErr w:type="spellEnd"/>
-            <w:r>
-              <w:rPr>
-                <w:rFonts w:ascii="Arial" w:eastAsia="Arial" w:hAnsi="Arial" w:cs="Arial"/>
-                <w:sz w:val="16"/>
-              </w:rPr>
-              <w:t>}</w:t>
+              <w:t>{pz}</w:t>
             </w:r>
           </w:p>
         </w:tc>
@@ -1007,23 +907,7 @@
                 <w:rFonts w:ascii="Arial" w:eastAsia="Arial" w:hAnsi="Arial" w:cs="Arial"/>
                 <w:sz w:val="14"/>
               </w:rPr>
-              <w:t>{</w:t>
-            </w:r>
-            <w:proofErr w:type="spellStart"/>
-            <w:r>
-              <w:rPr>
-                <w:rFonts w:ascii="Arial" w:eastAsia="Arial" w:hAnsi="Arial" w:cs="Arial"/>
-                <w:sz w:val="14"/>
-              </w:rPr>
-              <w:t>cn</w:t>
-            </w:r>
-            <w:proofErr w:type="spellEnd"/>
-            <w:r>
-              <w:rPr>
-                <w:rFonts w:ascii="Arial" w:eastAsia="Arial" w:hAnsi="Arial" w:cs="Arial"/>
-                <w:sz w:val="14"/>
-              </w:rPr>
-              <w:t>}</w:t>
+              <w:t>{cn}</w:t>
             </w:r>
           </w:p>
         </w:tc>
@@ -1043,15 +927,7 @@
               <w:ind w:left="0" w:firstLine="0"/>
             </w:pPr>
             <w:r>
-              <w:t>{</w:t>
-            </w:r>
-            <w:proofErr w:type="spellStart"/>
-            <w:r>
-              <w:t>mx</w:t>
-            </w:r>
-            <w:proofErr w:type="spellEnd"/>
-            <w:r>
-              <w:t>}</w:t>
+              <w:t>{mx}</w:t>
             </w:r>
           </w:p>
         </w:tc>
@@ -1123,23 +999,7 @@
         <w:ind w:hanging="235"/>
       </w:pPr>
       <w:r>
-        <w:t xml:space="preserve">En cumplimiento del Procedimiento </w:t>
-      </w:r>
-      <w:proofErr w:type="spellStart"/>
-      <w:r>
-        <w:t>N°</w:t>
-      </w:r>
-      <w:proofErr w:type="spellEnd"/>
-      <w:r>
-        <w:t xml:space="preserve"> 227-2013-OS/CD, realizar trabajo en el día programado. De ser el caso, oposición sustentar debidamente. Colocando el </w:t>
-      </w:r>
-      <w:proofErr w:type="spellStart"/>
-      <w:r>
-        <w:t>Sticker</w:t>
-      </w:r>
-      <w:proofErr w:type="spellEnd"/>
-      <w:r>
-        <w:t xml:space="preserve"> correctamente llenado y pegado en la cápsula del medidor instalado. </w:t>
+        <w:t xml:space="preserve">En cumplimiento del Procedimiento N° 227-2013-OS/CD, realizar trabajo en el día programado. De ser el caso, oposición sustentar debidamente. Colocando el Sticker correctamente llenado y pegado en la cápsula del medidor instalado. </w:t>
       </w:r>
     </w:p>
     <w:p>
@@ -1204,21 +1064,7 @@
         <w:rPr>
           <w:b/>
         </w:rPr>
-        <w:t xml:space="preserve"> Expediente de Reemplazos escaneado en PDF y subido al SIELSE(Aviso, acta de reemplazo y </w:t>
-      </w:r>
-      <w:proofErr w:type="spellStart"/>
-      <w:r>
-        <w:rPr>
-          <w:b/>
-        </w:rPr>
-        <w:t>cert</w:t>
-      </w:r>
-      <w:proofErr w:type="spellEnd"/>
-      <w:r>
-        <w:rPr>
-          <w:b/>
-        </w:rPr>
-        <w:t xml:space="preserve">. verificación). </w:t>
+        <w:t xml:space="preserve"> Expediente de Reemplazos escaneado en PDF y subido al SIELSE(Aviso, acta de reemplazo y cert. verificación). </w:t>
       </w:r>
     </w:p>
     <w:p>
@@ -1231,15 +1077,7 @@
         <w:ind w:hanging="177"/>
       </w:pPr>
       <w:r>
-        <w:t xml:space="preserve">Reporte digital en archivo Excel de la OT, Reemplazo de medidores, fotografías fechadas y </w:t>
-      </w:r>
-      <w:proofErr w:type="spellStart"/>
-      <w:r>
-        <w:t>georeferenciadas</w:t>
-      </w:r>
-      <w:proofErr w:type="spellEnd"/>
-      <w:r>
-        <w:t xml:space="preserve"> enviadas por correo electrónico en formatos establecidos en la fecha límite de entrega.</w:t>
+        <w:t>Reporte digital en archivo Excel de la OT, Reemplazo de medidores, fotografías fechadas y georeferenciadas enviadas por correo electrónico en formatos establecidos en la fecha límite de entrega.</w:t>
       </w:r>
     </w:p>
     <w:p>
@@ -1253,23 +1091,7 @@
         <w:t>Nota:</w:t>
       </w:r>
       <w:r>
-        <w:t xml:space="preserve"> {</w:t>
-      </w:r>
-      <w:proofErr w:type="spellStart"/>
-      <w:r>
-        <w:t>cr</w:t>
-      </w:r>
-      <w:proofErr w:type="spellEnd"/>
-      <w:r>
-        <w:t xml:space="preserve">} informar diariamente con evidencias fotográficas en conformidad a los </w:t>
-      </w:r>
-      <w:proofErr w:type="spellStart"/>
-      <w:r>
-        <w:t>TDRs</w:t>
-      </w:r>
-      <w:proofErr w:type="spellEnd"/>
-      <w:r>
-        <w:t xml:space="preserve"> del contrato suscrito con EPU e informe técnico cada quincena del mes</w:t>
+        <w:t xml:space="preserve"> {cr} informar diariamente con evidencias fotográficas en conformidad a los TDRs del contrato suscrito con EPU e informe técnico cada quincena del mes</w:t>
       </w:r>
     </w:p>
     <w:p>
@@ -1295,15 +1117,7 @@
         <w:t>programadas, el</w:t>
       </w:r>
       <w:r>
-        <w:t xml:space="preserve"> incumplimiento de las indicaciones en esta Orden de trabajo esta sujetos a pasible de penalidades por </w:t>
-      </w:r>
-      <w:proofErr w:type="spellStart"/>
-      <w:r>
-        <w:t>Epu</w:t>
-      </w:r>
-      <w:proofErr w:type="spellEnd"/>
-      <w:r>
-        <w:t xml:space="preserve"> y Osinergmin</w:t>
+        <w:t xml:space="preserve"> incumplimiento de las indicaciones en esta Orden de trabajo esta sujetos a pasible de penalidades por Epu y Osinergmin</w:t>
       </w:r>
     </w:p>
     <w:p>
@@ -1352,21 +1166,7 @@
               <w:rPr>
                 <w:b/>
               </w:rPr>
-              <w:t>COORDINADOR "{</w:t>
-            </w:r>
-            <w:proofErr w:type="spellStart"/>
-            <w:r>
-              <w:rPr>
-                <w:b/>
-              </w:rPr>
-              <w:t>cr</w:t>
-            </w:r>
-            <w:proofErr w:type="spellEnd"/>
-            <w:r>
-              <w:rPr>
-                <w:b/>
-              </w:rPr>
-              <w:t>}"</w:t>
+              <w:t>COORDINADOR "{cr}"</w:t>
             </w:r>
           </w:p>
         </w:tc>
@@ -1421,21 +1221,7 @@
               <w:rPr>
                 <w:b/>
               </w:rPr>
-              <w:t>COORDINADOR Y/O SUPERVISOR "{</w:t>
-            </w:r>
-            <w:proofErr w:type="spellStart"/>
-            <w:r>
-              <w:rPr>
-                <w:b/>
-              </w:rPr>
-              <w:t>co</w:t>
-            </w:r>
-            <w:proofErr w:type="spellEnd"/>
-            <w:r>
-              <w:rPr>
-                <w:b/>
-              </w:rPr>
-              <w:t>}"</w:t>
+              <w:t>COORDINADOR Y/O SUPERVISOR "{co}"</w:t>
             </w:r>
           </w:p>
         </w:tc>

--- a/public/templates/template_reemplazo.docx
+++ b/public/templates/template_reemplazo.docx
@@ -127,15 +127,43 @@
                       <w:b/>
                       <w:sz w:val="22"/>
                     </w:rPr>
-                    <w:t>O.T. N°</w:t>
+                    <w:t xml:space="preserve">O.T. </w:t>
                   </w:r>
+                  <w:proofErr w:type="spellStart"/>
                   <w:r>
                     <w:rPr>
                       <w:rFonts w:ascii="Arial" w:eastAsia="Arial" w:hAnsi="Arial" w:cs="Arial"/>
                       <w:b/>
                       <w:sz w:val="22"/>
                     </w:rPr>
-                    <w:t>{ot}</w:t>
+                    <w:t>N°</w:t>
+                  </w:r>
+                  <w:proofErr w:type="spellEnd"/>
+                  <w:r>
+                    <w:rPr>
+                      <w:rFonts w:ascii="Arial" w:eastAsia="Arial" w:hAnsi="Arial" w:cs="Arial"/>
+                      <w:b/>
+                      <w:sz w:val="22"/>
+                    </w:rPr>
+                    <w:t>{</w:t>
+                  </w:r>
+                  <w:proofErr w:type="spellStart"/>
+                  <w:r>
+                    <w:rPr>
+                      <w:rFonts w:ascii="Arial" w:eastAsia="Arial" w:hAnsi="Arial" w:cs="Arial"/>
+                      <w:b/>
+                      <w:sz w:val="22"/>
+                    </w:rPr>
+                    <w:t>ot</w:t>
+                  </w:r>
+                  <w:proofErr w:type="spellEnd"/>
+                  <w:r>
+                    <w:rPr>
+                      <w:rFonts w:ascii="Arial" w:eastAsia="Arial" w:hAnsi="Arial" w:cs="Arial"/>
+                      <w:b/>
+                      <w:sz w:val="22"/>
+                    </w:rPr>
+                    <w:t>}</w:t>
                   </w:r>
                 </w:p>
               </w:tc>
@@ -161,7 +189,25 @@
                       <w:b/>
                       <w:sz w:val="22"/>
                     </w:rPr>
-                    <w:t>EPU16IP26</w:t>
+                    <w:t>{</w:t>
+                  </w:r>
+                  <w:proofErr w:type="spellStart"/>
+                  <w:r>
+                    <w:rPr>
+                      <w:rFonts w:ascii="Arial" w:eastAsia="Arial" w:hAnsi="Arial" w:cs="Arial"/>
+                      <w:b/>
+                      <w:sz w:val="22"/>
+                    </w:rPr>
+                    <w:t>sk</w:t>
+                  </w:r>
+                  <w:proofErr w:type="spellEnd"/>
+                  <w:r>
+                    <w:rPr>
+                      <w:rFonts w:ascii="Arial" w:eastAsia="Arial" w:hAnsi="Arial" w:cs="Arial"/>
+                      <w:b/>
+                      <w:sz w:val="22"/>
+                    </w:rPr>
+                    <w:t>}</w:t>
                   </w:r>
                 </w:p>
               </w:tc>
@@ -193,7 +239,23 @@
           <w:rFonts w:ascii="Arial" w:eastAsia="Arial" w:hAnsi="Arial" w:cs="Arial"/>
           <w:sz w:val="19"/>
         </w:rPr>
-        <w:t>Contrato {ct}</w:t>
+        <w:t>Contrato {</w:t>
+      </w:r>
+      <w:proofErr w:type="spellStart"/>
+      <w:r>
+        <w:rPr>
+          <w:rFonts w:ascii="Arial" w:eastAsia="Arial" w:hAnsi="Arial" w:cs="Arial"/>
+          <w:sz w:val="19"/>
+        </w:rPr>
+        <w:t>ct</w:t>
+      </w:r>
+      <w:proofErr w:type="spellEnd"/>
+      <w:r>
+        <w:rPr>
+          <w:rFonts w:ascii="Arial" w:eastAsia="Arial" w:hAnsi="Arial" w:cs="Arial"/>
+          <w:sz w:val="19"/>
+        </w:rPr>
+        <w:t>}</w:t>
       </w:r>
     </w:p>
     <w:p>
@@ -300,8 +362,17 @@
           <w:b/>
           <w:sz w:val="19"/>
         </w:rPr>
-        <w:t>CUMPLIMIENTO    :</w:t>
-      </w:r>
+        <w:t xml:space="preserve">CUMPLIMIENTO  </w:t>
+      </w:r>
+      <w:proofErr w:type="gramStart"/>
+      <w:r>
+        <w:rPr>
+          <w:b/>
+          <w:sz w:val="19"/>
+        </w:rPr>
+        <w:t xml:space="preserve">  :</w:t>
+      </w:r>
+      <w:proofErr w:type="gramEnd"/>
       <w:r>
         <w:rPr>
           <w:b/>
@@ -331,8 +402,17 @@
           <w:b/>
           <w:sz w:val="19"/>
         </w:rPr>
-        <w:t>ACTIVIDAD             :</w:t>
-      </w:r>
+        <w:t xml:space="preserve">ACTIVIDAD           </w:t>
+      </w:r>
+      <w:proofErr w:type="gramStart"/>
+      <w:r>
+        <w:rPr>
+          <w:b/>
+          <w:sz w:val="19"/>
+        </w:rPr>
+        <w:t xml:space="preserve">  :</w:t>
+      </w:r>
+      <w:proofErr w:type="gramEnd"/>
       <w:r>
         <w:rPr>
           <w:b/>
@@ -346,7 +426,25 @@
           <w:color w:val="0000FF"/>
           <w:sz w:val="19"/>
         </w:rPr>
-        <w:t>{av}</w:t>
+        <w:t>{</w:t>
+      </w:r>
+      <w:proofErr w:type="spellStart"/>
+      <w:r>
+        <w:rPr>
+          <w:b/>
+          <w:color w:val="0000FF"/>
+          <w:sz w:val="19"/>
+        </w:rPr>
+        <w:t>av</w:t>
+      </w:r>
+      <w:proofErr w:type="spellEnd"/>
+      <w:r>
+        <w:rPr>
+          <w:b/>
+          <w:color w:val="0000FF"/>
+          <w:sz w:val="19"/>
+        </w:rPr>
+        <w:t>}</w:t>
       </w:r>
     </w:p>
     <w:p>
@@ -362,8 +460,17 @@
           <w:b/>
           <w:sz w:val="19"/>
         </w:rPr>
-        <w:t>EDITADO POR        :</w:t>
-      </w:r>
+        <w:t xml:space="preserve">EDITADO POR      </w:t>
+      </w:r>
+      <w:proofErr w:type="gramStart"/>
+      <w:r>
+        <w:rPr>
+          <w:b/>
+          <w:sz w:val="19"/>
+        </w:rPr>
+        <w:t xml:space="preserve">  :</w:t>
+      </w:r>
+      <w:proofErr w:type="gramEnd"/>
       <w:r>
         <w:rPr>
           <w:b/>
@@ -377,7 +484,25 @@
           <w:color w:val="0000FF"/>
           <w:sz w:val="19"/>
         </w:rPr>
-        <w:t>{ed}</w:t>
+        <w:t>{</w:t>
+      </w:r>
+      <w:proofErr w:type="spellStart"/>
+      <w:r>
+        <w:rPr>
+          <w:b/>
+          <w:color w:val="0000FF"/>
+          <w:sz w:val="19"/>
+        </w:rPr>
+        <w:t>ed</w:t>
+      </w:r>
+      <w:proofErr w:type="spellEnd"/>
+      <w:r>
+        <w:rPr>
+          <w:b/>
+          <w:color w:val="0000FF"/>
+          <w:sz w:val="19"/>
+        </w:rPr>
+        <w:t>}</w:t>
       </w:r>
     </w:p>
     <w:tbl>
@@ -425,6 +550,7 @@
               <w:ind w:left="43" w:firstLine="0"/>
               <w:jc w:val="both"/>
             </w:pPr>
+            <w:proofErr w:type="spellStart"/>
             <w:r>
               <w:rPr>
                 <w:rFonts w:ascii="Arial" w:eastAsia="Arial" w:hAnsi="Arial" w:cs="Arial"/>
@@ -433,6 +559,7 @@
               </w:rPr>
               <w:t>N°</w:t>
             </w:r>
+            <w:proofErr w:type="spellEnd"/>
           </w:p>
         </w:tc>
         <w:tc>
@@ -762,7 +889,15 @@
               <w:jc w:val="center"/>
             </w:pPr>
             <w:r>
-              <w:t>{ot}</w:t>
+              <w:t>{</w:t>
+            </w:r>
+            <w:proofErr w:type="spellStart"/>
+            <w:r>
+              <w:t>ot</w:t>
+            </w:r>
+            <w:proofErr w:type="spellEnd"/>
+            <w:r>
+              <w:t>}</w:t>
             </w:r>
           </w:p>
         </w:tc>
@@ -785,7 +920,21 @@
               <w:rPr>
                 <w:b/>
               </w:rPr>
-              <w:t>{sk}</w:t>
+              <w:t>{</w:t>
+            </w:r>
+            <w:proofErr w:type="spellStart"/>
+            <w:r>
+              <w:rPr>
+                <w:b/>
+              </w:rPr>
+              <w:t>sk</w:t>
+            </w:r>
+            <w:proofErr w:type="spellEnd"/>
+            <w:r>
+              <w:rPr>
+                <w:b/>
+              </w:rPr>
+              <w:t>}</w:t>
             </w:r>
           </w:p>
         </w:tc>
@@ -882,7 +1031,23 @@
                 <w:rFonts w:ascii="Arial" w:eastAsia="Arial" w:hAnsi="Arial" w:cs="Arial"/>
                 <w:sz w:val="16"/>
               </w:rPr>
-              <w:t>{pz}</w:t>
+              <w:t>{</w:t>
+            </w:r>
+            <w:proofErr w:type="spellStart"/>
+            <w:r>
+              <w:rPr>
+                <w:rFonts w:ascii="Arial" w:eastAsia="Arial" w:hAnsi="Arial" w:cs="Arial"/>
+                <w:sz w:val="16"/>
+              </w:rPr>
+              <w:t>pz</w:t>
+            </w:r>
+            <w:proofErr w:type="spellEnd"/>
+            <w:r>
+              <w:rPr>
+                <w:rFonts w:ascii="Arial" w:eastAsia="Arial" w:hAnsi="Arial" w:cs="Arial"/>
+                <w:sz w:val="16"/>
+              </w:rPr>
+              <w:t>}</w:t>
             </w:r>
           </w:p>
         </w:tc>
@@ -907,7 +1072,23 @@
                 <w:rFonts w:ascii="Arial" w:eastAsia="Arial" w:hAnsi="Arial" w:cs="Arial"/>
                 <w:sz w:val="14"/>
               </w:rPr>
-              <w:t>{cn}</w:t>
+              <w:t>{</w:t>
+            </w:r>
+            <w:proofErr w:type="spellStart"/>
+            <w:r>
+              <w:rPr>
+                <w:rFonts w:ascii="Arial" w:eastAsia="Arial" w:hAnsi="Arial" w:cs="Arial"/>
+                <w:sz w:val="14"/>
+              </w:rPr>
+              <w:t>cn</w:t>
+            </w:r>
+            <w:proofErr w:type="spellEnd"/>
+            <w:r>
+              <w:rPr>
+                <w:rFonts w:ascii="Arial" w:eastAsia="Arial" w:hAnsi="Arial" w:cs="Arial"/>
+                <w:sz w:val="14"/>
+              </w:rPr>
+              <w:t>}</w:t>
             </w:r>
           </w:p>
         </w:tc>
@@ -927,7 +1108,15 @@
               <w:ind w:left="0" w:firstLine="0"/>
             </w:pPr>
             <w:r>
-              <w:t>{mx}</w:t>
+              <w:t>{</w:t>
+            </w:r>
+            <w:proofErr w:type="spellStart"/>
+            <w:r>
+              <w:t>mx</w:t>
+            </w:r>
+            <w:proofErr w:type="spellEnd"/>
+            <w:r>
+              <w:t>}</w:t>
             </w:r>
           </w:p>
         </w:tc>
@@ -999,7 +1188,23 @@
         <w:ind w:hanging="235"/>
       </w:pPr>
       <w:r>
-        <w:t xml:space="preserve">En cumplimiento del Procedimiento N° 227-2013-OS/CD, realizar trabajo en el día programado. De ser el caso, oposición sustentar debidamente. Colocando el Sticker correctamente llenado y pegado en la cápsula del medidor instalado. </w:t>
+        <w:t xml:space="preserve">En cumplimiento del Procedimiento </w:t>
+      </w:r>
+      <w:proofErr w:type="spellStart"/>
+      <w:r>
+        <w:t>N°</w:t>
+      </w:r>
+      <w:proofErr w:type="spellEnd"/>
+      <w:r>
+        <w:t xml:space="preserve"> 227-2013-OS/CD, realizar trabajo en el día programado. De ser el caso, oposición sustentar debidamente. Colocando el </w:t>
+      </w:r>
+      <w:proofErr w:type="spellStart"/>
+      <w:r>
+        <w:t>Sticker</w:t>
+      </w:r>
+      <w:proofErr w:type="spellEnd"/>
+      <w:r>
+        <w:t xml:space="preserve"> correctamente llenado y pegado en la cápsula del medidor instalado. </w:t>
       </w:r>
     </w:p>
     <w:p>
@@ -1064,7 +1269,35 @@
         <w:rPr>
           <w:b/>
         </w:rPr>
-        <w:t xml:space="preserve"> Expediente de Reemplazos escaneado en PDF y subido al SIELSE(Aviso, acta de reemplazo y cert. verificación). </w:t>
+        <w:t xml:space="preserve"> Expediente de Reemplazos escaneado en PDF y subido al </w:t>
+      </w:r>
+      <w:proofErr w:type="gramStart"/>
+      <w:r>
+        <w:rPr>
+          <w:b/>
+        </w:rPr>
+        <w:t>SIELSE(</w:t>
+      </w:r>
+      <w:proofErr w:type="gramEnd"/>
+      <w:r>
+        <w:rPr>
+          <w:b/>
+        </w:rPr>
+        <w:t xml:space="preserve">Aviso, acta de reemplazo y </w:t>
+      </w:r>
+      <w:proofErr w:type="spellStart"/>
+      <w:r>
+        <w:rPr>
+          <w:b/>
+        </w:rPr>
+        <w:t>cert</w:t>
+      </w:r>
+      <w:proofErr w:type="spellEnd"/>
+      <w:r>
+        <w:rPr>
+          <w:b/>
+        </w:rPr>
+        <w:t xml:space="preserve">. verificación). </w:t>
       </w:r>
     </w:p>
     <w:p>
@@ -1077,7 +1310,15 @@
         <w:ind w:hanging="177"/>
       </w:pPr>
       <w:r>
-        <w:t>Reporte digital en archivo Excel de la OT, Reemplazo de medidores, fotografías fechadas y georeferenciadas enviadas por correo electrónico en formatos establecidos en la fecha límite de entrega.</w:t>
+        <w:t xml:space="preserve">Reporte digital en archivo Excel de la OT, Reemplazo de medidores, fotografías fechadas y </w:t>
+      </w:r>
+      <w:proofErr w:type="spellStart"/>
+      <w:r>
+        <w:t>georeferenciadas</w:t>
+      </w:r>
+      <w:proofErr w:type="spellEnd"/>
+      <w:r>
+        <w:t xml:space="preserve"> enviadas por correo electrónico en formatos establecidos en la fecha límite de entrega.</w:t>
       </w:r>
     </w:p>
     <w:p>
@@ -1091,7 +1332,23 @@
         <w:t>Nota:</w:t>
       </w:r>
       <w:r>
-        <w:t xml:space="preserve"> {cr} informar diariamente con evidencias fotográficas en conformidad a los TDRs del contrato suscrito con EPU e informe técnico cada quincena del mes</w:t>
+        <w:t xml:space="preserve"> {</w:t>
+      </w:r>
+      <w:proofErr w:type="spellStart"/>
+      <w:r>
+        <w:t>cr</w:t>
+      </w:r>
+      <w:proofErr w:type="spellEnd"/>
+      <w:r>
+        <w:t xml:space="preserve">} informar diariamente con evidencias fotográficas en conformidad a los </w:t>
+      </w:r>
+      <w:proofErr w:type="spellStart"/>
+      <w:r>
+        <w:t>TDRs</w:t>
+      </w:r>
+      <w:proofErr w:type="spellEnd"/>
+      <w:r>
+        <w:t xml:space="preserve"> del contrato suscrito con EPU e informe técnico cada quincena del mes</w:t>
       </w:r>
     </w:p>
     <w:p>
@@ -1117,7 +1374,23 @@
         <w:t>programadas, el</w:t>
       </w:r>
       <w:r>
-        <w:t xml:space="preserve"> incumplimiento de las indicaciones en esta Orden de trabajo esta sujetos a pasible de penalidades por Epu y Osinergmin</w:t>
+        <w:t xml:space="preserve"> incumplimiento de las indicaciones en esta Orden de trabajo </w:t>
+      </w:r>
+      <w:proofErr w:type="gramStart"/>
+      <w:r>
+        <w:t>esta sujetos</w:t>
+      </w:r>
+      <w:proofErr w:type="gramEnd"/>
+      <w:r>
+        <w:t xml:space="preserve"> a pasible de penalidades por </w:t>
+      </w:r>
+      <w:proofErr w:type="spellStart"/>
+      <w:r>
+        <w:t>Epu</w:t>
+      </w:r>
+      <w:proofErr w:type="spellEnd"/>
+      <w:r>
+        <w:t xml:space="preserve"> y Osinergmin</w:t>
       </w:r>
     </w:p>
     <w:p>
@@ -1166,7 +1439,21 @@
               <w:rPr>
                 <w:b/>
               </w:rPr>
-              <w:t>COORDINADOR "{cr}"</w:t>
+              <w:t>COORDINADOR "{</w:t>
+            </w:r>
+            <w:proofErr w:type="spellStart"/>
+            <w:r>
+              <w:rPr>
+                <w:b/>
+              </w:rPr>
+              <w:t>cr</w:t>
+            </w:r>
+            <w:proofErr w:type="spellEnd"/>
+            <w:r>
+              <w:rPr>
+                <w:b/>
+              </w:rPr>
+              <w:t>}"</w:t>
             </w:r>
           </w:p>
         </w:tc>
@@ -1221,7 +1508,21 @@
               <w:rPr>
                 <w:b/>
               </w:rPr>
-              <w:t>COORDINADOR Y/O SUPERVISOR "{co}"</w:t>
+              <w:t>COORDINADOR Y/O SUPERVISOR "{</w:t>
+            </w:r>
+            <w:proofErr w:type="spellStart"/>
+            <w:r>
+              <w:rPr>
+                <w:b/>
+              </w:rPr>
+              <w:t>co</w:t>
+            </w:r>
+            <w:proofErr w:type="spellEnd"/>
+            <w:r>
+              <w:rPr>
+                <w:b/>
+              </w:rPr>
+              <w:t>}"</w:t>
             </w:r>
           </w:p>
         </w:tc>

--- a/public/templates/template_reemplazo.docx
+++ b/public/templates/template_reemplazo.docx
@@ -86,7 +86,7 @@
           <w:tbl>
             <w:tblPr>
               <w:tblStyle w:val="TableGrid"/>
-              <w:tblpPr w:leftFromText="141" w:rightFromText="141" w:vertAnchor="text" w:horzAnchor="page" w:tblpX="6201" w:tblpY="-278"/>
+              <w:tblpPr w:leftFromText="141" w:rightFromText="141" w:vertAnchor="text" w:horzAnchor="page" w:tblpX="6201" w:tblpY="-252"/>
               <w:tblOverlap w:val="never"/>
               <w:tblW w:w="3589" w:type="dxa"/>
               <w:tblInd w:w="0" w:type="dxa"/>
@@ -232,30 +232,35 @@
       <w:pPr>
         <w:spacing w:after="84" w:line="259" w:lineRule="auto"/>
         <w:ind w:left="0" w:right="560" w:firstLine="0"/>
-        <w:jc w:val="right"/>
+        <w:jc w:val="center"/>
       </w:pPr>
       <w:r>
         <w:rPr>
           <w:rFonts w:ascii="Arial" w:eastAsia="Arial" w:hAnsi="Arial" w:cs="Arial"/>
           <w:sz w:val="19"/>
         </w:rPr>
-        <w:t>Contrato {</w:t>
-      </w:r>
-      <w:proofErr w:type="spellStart"/>
+        <w:t xml:space="preserve">                                                                                                                                                                                             </w:t>
+      </w:r>
       <w:r>
         <w:rPr>
           <w:rFonts w:ascii="Arial" w:eastAsia="Arial" w:hAnsi="Arial" w:cs="Arial"/>
           <w:sz w:val="19"/>
         </w:rPr>
-        <w:t>ct</w:t>
-      </w:r>
-      <w:proofErr w:type="spellEnd"/>
+        <w:t xml:space="preserve">            </w:t>
+      </w:r>
       <w:r>
         <w:rPr>
           <w:rFonts w:ascii="Arial" w:eastAsia="Arial" w:hAnsi="Arial" w:cs="Arial"/>
           <w:sz w:val="19"/>
         </w:rPr>
-        <w:t>}</w:t>
+        <w:t xml:space="preserve"> </w:t>
+      </w:r>
+      <w:r>
+        <w:rPr>
+          <w:rFonts w:ascii="Arial" w:eastAsia="Arial" w:hAnsi="Arial" w:cs="Arial"/>
+          <w:sz w:val="19"/>
+        </w:rPr>
+        <w:t>Contrato {ct}</w:t>
       </w:r>
     </w:p>
     <w:p>
@@ -508,7 +513,7 @@
     <w:tbl>
       <w:tblPr>
         <w:tblStyle w:val="TableGrid"/>
-        <w:tblW w:w="14323" w:type="dxa"/>
+        <w:tblW w:w="14340" w:type="dxa"/>
         <w:tblInd w:w="-31" w:type="dxa"/>
         <w:tblCellMar>
           <w:top w:w="43" w:type="dxa"/>
@@ -525,8 +530,7 @@
         <w:gridCol w:w="2304"/>
         <w:gridCol w:w="1183"/>
         <w:gridCol w:w="905"/>
-        <w:gridCol w:w="1683"/>
-        <w:gridCol w:w="2976"/>
+        <w:gridCol w:w="4676"/>
       </w:tblGrid>
       <w:tr>
         <w:trPr>
@@ -534,7 +538,7 @@
         </w:trPr>
         <w:tc>
           <w:tcPr>
-            <w:tcW w:w="328" w:type="dxa"/>
+            <w:tcW w:w="329" w:type="dxa"/>
             <w:tcBorders>
               <w:top w:val="single" w:sz="6" w:space="0" w:color="000000"/>
               <w:left w:val="single" w:sz="6" w:space="0" w:color="000000"/>
@@ -762,7 +766,7 @@
               <w:top w:val="single" w:sz="6" w:space="0" w:color="000000"/>
               <w:left w:val="single" w:sz="6" w:space="0" w:color="000000"/>
               <w:bottom w:val="single" w:sz="6" w:space="0" w:color="000000"/>
-              <w:right w:val="single" w:sz="6" w:space="0" w:color="000000"/>
+              <w:right w:val="single" w:sz="4" w:space="0" w:color="auto"/>
             </w:tcBorders>
             <w:shd w:val="clear" w:color="auto" w:fill="99FF33"/>
             <w:vAlign w:val="center"/>
@@ -799,30 +803,12 @@
         </w:tc>
         <w:tc>
           <w:tcPr>
-            <w:tcW w:w="1683" w:type="dxa"/>
+            <w:tcW w:w="4676" w:type="dxa"/>
             <w:tcBorders>
-              <w:top w:val="single" w:sz="6" w:space="0" w:color="000000"/>
-              <w:left w:val="single" w:sz="6" w:space="0" w:color="000000"/>
-              <w:bottom w:val="single" w:sz="6" w:space="0" w:color="000000"/>
-              <w:right w:val="nil"/>
-            </w:tcBorders>
-            <w:shd w:val="clear" w:color="auto" w:fill="99FF33"/>
-          </w:tcPr>
-          <w:p>
-            <w:pPr>
-              <w:spacing w:after="160" w:line="259" w:lineRule="auto"/>
-              <w:ind w:left="0" w:firstLine="0"/>
-            </w:pPr>
-          </w:p>
-        </w:tc>
-        <w:tc>
-          <w:tcPr>
-            <w:tcW w:w="2976" w:type="dxa"/>
-            <w:tcBorders>
-              <w:top w:val="single" w:sz="6" w:space="0" w:color="000000"/>
-              <w:left w:val="nil"/>
-              <w:bottom w:val="single" w:sz="6" w:space="0" w:color="000000"/>
-              <w:right w:val="single" w:sz="6" w:space="0" w:color="000000"/>
+              <w:top w:val="single" w:sz="4" w:space="0" w:color="auto"/>
+              <w:left w:val="single" w:sz="4" w:space="0" w:color="auto"/>
+              <w:bottom w:val="single" w:sz="4" w:space="0" w:color="auto"/>
+              <w:right w:val="single" w:sz="4" w:space="0" w:color="auto"/>
             </w:tcBorders>
             <w:shd w:val="clear" w:color="auto" w:fill="99FF33"/>
             <w:vAlign w:val="center"/>
@@ -849,7 +835,7 @@
         </w:trPr>
         <w:tc>
           <w:tcPr>
-            <w:tcW w:w="328" w:type="dxa"/>
+            <w:tcW w:w="329" w:type="dxa"/>
             <w:tcBorders>
               <w:top w:val="single" w:sz="6" w:space="0" w:color="000000"/>
               <w:left w:val="single" w:sz="6" w:space="0" w:color="000000"/>
@@ -1058,7 +1044,7 @@
               <w:top w:val="single" w:sz="6" w:space="0" w:color="000000"/>
               <w:left w:val="single" w:sz="6" w:space="0" w:color="000000"/>
               <w:bottom w:val="single" w:sz="6" w:space="0" w:color="000000"/>
-              <w:right w:val="single" w:sz="6" w:space="0" w:color="000000"/>
+              <w:right w:val="single" w:sz="4" w:space="0" w:color="auto"/>
             </w:tcBorders>
           </w:tcPr>
           <w:p>
@@ -1094,49 +1080,21 @@
         </w:tc>
         <w:tc>
           <w:tcPr>
-            <w:tcW w:w="1683" w:type="dxa"/>
+            <w:tcW w:w="4676" w:type="dxa"/>
             <w:tcBorders>
-              <w:top w:val="single" w:sz="6" w:space="0" w:color="000000"/>
-              <w:left w:val="single" w:sz="6" w:space="0" w:color="000000"/>
-              <w:bottom w:val="single" w:sz="6" w:space="0" w:color="000000"/>
-              <w:right w:val="nil"/>
+              <w:top w:val="single" w:sz="4" w:space="0" w:color="auto"/>
+              <w:left w:val="single" w:sz="4" w:space="0" w:color="auto"/>
+              <w:bottom w:val="single" w:sz="4" w:space="0" w:color="auto"/>
+              <w:right w:val="single" w:sz="4" w:space="0" w:color="auto"/>
             </w:tcBorders>
           </w:tcPr>
           <w:p>
             <w:pPr>
-              <w:spacing w:after="0" w:line="259" w:lineRule="auto"/>
-              <w:ind w:left="0" w:firstLine="0"/>
-            </w:pPr>
-            <w:r>
-              <w:t>{</w:t>
-            </w:r>
-            <w:proofErr w:type="spellStart"/>
-            <w:r>
-              <w:t>mx</w:t>
-            </w:r>
-            <w:proofErr w:type="spellEnd"/>
-            <w:r>
-              <w:t>}</w:t>
-            </w:r>
-          </w:p>
-        </w:tc>
-        <w:tc>
-          <w:tcPr>
-            <w:tcW w:w="2976" w:type="dxa"/>
-            <w:tcBorders>
-              <w:top w:val="single" w:sz="6" w:space="0" w:color="000000"/>
-              <w:left w:val="nil"/>
-              <w:bottom w:val="single" w:sz="6" w:space="0" w:color="000000"/>
-              <w:right w:val="single" w:sz="6" w:space="0" w:color="000000"/>
-            </w:tcBorders>
-          </w:tcPr>
-          <w:p>
-            <w:pPr>
               <w:spacing w:after="160" w:line="259" w:lineRule="auto"/>
               <w:ind w:left="0" w:firstLine="0"/>
             </w:pPr>
             <w:r>
-              <w:t>{ac}</w:t>
+              <w:t xml:space="preserve">  {ac}</w:t>
             </w:r>
           </w:p>
         </w:tc>
@@ -1332,15 +1290,7 @@
         <w:t>Nota:</w:t>
       </w:r>
       <w:r>
-        <w:t xml:space="preserve"> {</w:t>
-      </w:r>
-      <w:proofErr w:type="spellStart"/>
-      <w:r>
-        <w:t>cr</w:t>
-      </w:r>
-      <w:proofErr w:type="spellEnd"/>
-      <w:r>
-        <w:t xml:space="preserve">} informar diariamente con evidencias fotográficas en conformidad a los </w:t>
+        <w:t xml:space="preserve"> {cr} informar diariamente con evidencias fotográficas en conformidad a los </w:t>
       </w:r>
       <w:proofErr w:type="spellStart"/>
       <w:r>

--- a/public/templates/template_reemplazo.docx
+++ b/public/templates/template_reemplazo.docx
@@ -285,6 +285,14 @@
         <w:tblOverlap w:val="never"/>
         <w:tblW w:w="5564" w:type="dxa"/>
         <w:tblInd w:w="0" w:type="dxa"/>
+        <w:tblBorders>
+          <w:top w:val="single" w:sz="8" w:space="0" w:color="000000"/>
+          <w:left w:val="single" w:sz="8" w:space="0" w:color="000000"/>
+          <w:bottom w:val="single" w:sz="8" w:space="0" w:color="000000"/>
+          <w:right w:val="single" w:sz="8" w:space="0" w:color="000000"/>
+          <w:insideH w:val="single" w:sz="8" w:space="0" w:color="000000"/>
+          <w:insideV w:val="single" w:sz="8" w:space="0" w:color="000000"/>
+        </w:tblBorders>
         <w:tblCellMar>
           <w:top w:w="127" w:type="dxa"/>
           <w:left w:w="115" w:type="dxa"/>
@@ -303,12 +311,6 @@
         <w:tc>
           <w:tcPr>
             <w:tcW w:w="1975" w:type="dxa"/>
-            <w:tcBorders>
-              <w:top w:val="single" w:sz="12" w:space="0" w:color="000000"/>
-              <w:left w:val="single" w:sz="12" w:space="0" w:color="000000"/>
-              <w:bottom w:val="single" w:sz="12" w:space="0" w:color="000000"/>
-              <w:right w:val="single" w:sz="12" w:space="0" w:color="000000"/>
-            </w:tcBorders>
             <w:vAlign w:val="center"/>
           </w:tcPr>
           <w:p>
@@ -329,12 +331,6 @@
         <w:tc>
           <w:tcPr>
             <w:tcW w:w="3589" w:type="dxa"/>
-            <w:tcBorders>
-              <w:top w:val="single" w:sz="12" w:space="0" w:color="000000"/>
-              <w:left w:val="single" w:sz="12" w:space="0" w:color="000000"/>
-              <w:bottom w:val="single" w:sz="12" w:space="0" w:color="000000"/>
-              <w:right w:val="single" w:sz="12" w:space="0" w:color="000000"/>
-            </w:tcBorders>
           </w:tcPr>
           <w:p>
             <w:pPr>
